--- a/pr-preview/pr-15/chapters/github.docx
+++ b/pr-preview/pr-15/chapters/github.docx
@@ -15,7 +15,7 @@
         <w:pStyle w:val="Date"/>
       </w:pPr>
       <w:r>
-        <w:t xml:space="preserve">Last modified: 2026-10-11 23:36:09 (PDT)</w:t>
+        <w:t xml:space="preserve">Last modified: 2026-10-12 01:03:54 (PDT)</w:t>
       </w:r>
     </w:p>
     <w:p>

--- a/pr-preview/pr-15/chapters/github.docx
+++ b/pr-preview/pr-15/chapters/github.docx
@@ -15,7 +15,7 @@
         <w:pStyle w:val="Date"/>
       </w:pPr>
       <w:r>
-        <w:t xml:space="preserve">Last modified: 2026-10-12 01:03:54 (PDT)</w:t>
+        <w:t xml:space="preserve">Last modified: 2026-10-12 01:10:28 (PDT)</w:t>
       </w:r>
     </w:p>
     <w:p>
@@ -25,7 +25,7 @@
       <w:bookmarkStart w:id="9" w:name="sec-github"/>
       <w:bookmarkEnd w:id="9"/>
     </w:p>
-    <w:bookmarkStart w:id="13" w:name="basics"/>
+    <w:bookmarkStart w:id="13" w:name="sec-github-basics"/>
     <w:p>
       <w:pPr>
         <w:pStyle w:val="Heading2"/>
@@ -1365,7 +1365,7 @@
     </w:p>
     <w:bookmarkEnd w:id="35"/>
     <w:bookmarkEnd w:id="36"/>
-    <w:bookmarkStart w:id="38" w:name="git-branching"/>
+    <w:bookmarkStart w:id="38" w:name="sec-git-branching"/>
     <w:p>
       <w:pPr>
         <w:pStyle w:val="Heading2"/>
@@ -2140,7 +2140,7 @@
       </w:r>
     </w:p>
     <w:bookmarkEnd w:id="39"/>
-    <w:bookmarkStart w:id="42" w:name="example-workflow"/>
+    <w:bookmarkStart w:id="42" w:name="sec-example-workflow"/>
     <w:p>
       <w:pPr>
         <w:pStyle w:val="Heading2"/>
@@ -2637,7 +2637,7 @@
       </w:tr>
     </w:tbl>
     <w:bookmarkEnd w:id="42"/>
-    <w:bookmarkStart w:id="45" w:name="pull-request-roles-and-protocol"/>
+    <w:bookmarkStart w:id="45" w:name="sec-pull-request-roles-and-protocol"/>
     <w:p>
       <w:pPr>
         <w:pStyle w:val="Heading2"/>
@@ -2713,7 +2713,7 @@
       </w:r>
     </w:p>
     <w:bookmarkEnd w:id="45"/>
-    <w:bookmarkStart w:id="47" w:name="commonly-used-git-commands"/>
+    <w:bookmarkStart w:id="47" w:name="sec-commonly-used-git-commands"/>
     <w:p>
       <w:pPr>
         <w:pStyle w:val="Heading2"/>
@@ -3420,7 +3420,7 @@
       </w:tr>
     </w:tbl>
     <w:bookmarkEnd w:id="47"/>
-    <w:bookmarkStart w:id="48" w:name="how-often-should-i-commit"/>
+    <w:bookmarkStart w:id="48" w:name="sec-how-often-should-i-commit"/>
     <w:p>
       <w:pPr>
         <w:pStyle w:val="Heading2"/>
@@ -3438,7 +3438,7 @@
       </w:r>
     </w:p>
     <w:bookmarkEnd w:id="48"/>
-    <w:bookmarkStart w:id="52" w:name="repeated-amend-workflow"/>
+    <w:bookmarkStart w:id="52" w:name="sec-repeated-amend-workflow"/>
     <w:p>
       <w:pPr>
         <w:pStyle w:val="Heading2"/>
@@ -3753,7 +3753,7 @@
     </w:p>
     <w:bookmarkEnd w:id="51"/>
     <w:bookmarkEnd w:id="52"/>
-    <w:bookmarkStart w:id="55" w:name="what-should-be-pushed-to-github"/>
+    <w:bookmarkStart w:id="55" w:name="sec-what-should-be-pushed-to-github"/>
     <w:p>
       <w:pPr>
         <w:pStyle w:val="Heading2"/>
